--- a/Grand_Ballroom_Events_Project_Report.docx
+++ b/Grand_Ballroom_Events_Project_Report.docx
@@ -4,30 +4,31 @@
   <w:body>
     <w:p>
       <w:pPr>
+        <w:spacing w:after="40"/>
         <w:jc w:val="center"/>
       </w:pPr>
       <w:r>
         <w:rPr>
           <w:b/>
           <w:color w:val="B78D1E"/>
-          <w:sz w:val="40"/>
+          <w:sz w:val="36"/>
         </w:rPr>
         <w:t>GRAND BALLROOM EVENTS — FINAL PROJECT REPORT</w:t>
       </w:r>
     </w:p>
     <w:p>
       <w:pPr>
-        <w:spacing w:after="360"/>
+        <w:spacing w:after="280"/>
         <w:jc w:val="center"/>
       </w:pPr>
       <w:r>
         <w:rPr>
           <w:color w:val="646464"/>
-          <w:sz w:val="20"/>
+          <w:sz w:val="19"/>
         </w:rPr>
-        <w:t>Year 11 Applied Information Technology ATAR | Unit 2 Assessment Task 10</w:t>
+        <w:t>Year 11 Applied Information Technology ATAR | Unit 2 Task 10</w:t>
         <w:br/>
-        <w:t>Website &amp; Mobile App Design Specification and Evaluation Report</w:t>
+        <w:t>Website Project Design, Development and Evaluation Report</w:t>
         <w:br/>
         <w:t>Author: kmaba | Due Date: 17th August 2026 | Weighting: 15%</w:t>
       </w:r>
@@ -35,7 +36,7 @@
     <w:p>
       <w:pPr>
         <w:pStyle w:val="Heading1"/>
-        <w:spacing w:before="320" w:after="120"/>
+        <w:spacing w:before="280" w:after="80"/>
       </w:pPr>
       <w:r>
         <w:rPr>
@@ -47,7 +48,7 @@
     <w:p>
       <w:pPr>
         <w:pStyle w:val="Heading2"/>
-        <w:spacing w:before="200" w:after="80"/>
+        <w:spacing w:before="200" w:after="60"/>
       </w:pPr>
       <w:r>
         <w:rPr>
@@ -58,7 +59,7 @@
     </w:p>
     <w:p>
       <w:pPr>
-        <w:spacing w:after="120" w:line="276" w:lineRule="auto"/>
+        <w:spacing w:after="100" w:line="276" w:lineRule="auto"/>
       </w:pPr>
       <w:r>
         <w:rPr>
@@ -67,12 +68,12 @@
         <w:t xml:space="preserve">Problem: </w:t>
       </w:r>
       <w:r>
-        <w:t xml:space="preserve"> Grand Ballroom Events, a luxury venue in Perth, Western Australia, possessed an outdated digital presence that failed to convey the premium atmosphere of the venue, could not accommodate mobile browsing, and lacked direct online enquiry and booking capabilities.</w:t>
+        <w:t xml:space="preserve"> Grand Ballroom Events, an established premium venue in Perth, Western Australia, lacked an effective online presence to showcase its luxury spaces, promote event packages, and convert visitor enquiries into confirmed bookings. Its previous digital footprint was non-responsive, outdated, and provided no online booking or availability mechanism.</w:t>
       </w:r>
     </w:p>
     <w:p>
       <w:pPr>
-        <w:spacing w:after="120" w:line="276" w:lineRule="auto"/>
+        <w:spacing w:after="100" w:line="276" w:lineRule="auto"/>
       </w:pPr>
       <w:r>
         <w:rPr>
@@ -81,24 +82,24 @@
         <w:t xml:space="preserve">Solution: </w:t>
       </w:r>
       <w:r>
-        <w:t xml:space="preserve"> To architect and engineer a responsive, modern website and mobile application prototype featuring interactive ballroom facility showcases, transparent package pricing, immersive media galleries, seamless booking/availability forms, and strict APA 7th edition referencing.</w:t>
+        <w:t xml:space="preserve"> To engineer a high-performance, responsive website and mobile companion application featuring interactive ballroom facility showcases, transparent package pricing, high-definition visual galleries, streamlined booking and availability enquiry pathways, and strict APA 7th edition referencing compliance.</w:t>
       </w:r>
     </w:p>
     <w:p>
       <w:pPr>
         <w:pStyle w:val="Heading2"/>
-        <w:spacing w:before="200" w:after="80"/>
+        <w:spacing w:before="200" w:after="60"/>
       </w:pPr>
       <w:r>
         <w:rPr>
           <w:color w:val="282828"/>
         </w:rPr>
-        <w:t>Target Audience Identification &amp; Design Catering</w:t>
+        <w:t>Target Audience Identification &amp; Catering Strategies</w:t>
       </w:r>
     </w:p>
     <w:p>
       <w:pPr>
-        <w:spacing w:after="120" w:line="276" w:lineRule="auto"/>
+        <w:spacing w:after="100" w:line="276" w:lineRule="auto"/>
       </w:pPr>
       <w:r>
         <w:rPr>
@@ -107,42 +108,42 @@
         <w:t xml:space="preserve">1. Wedding Couples (Ages 24–38): </w:t>
       </w:r>
       <w:r>
-        <w:t>High expectations for luxury visual aesthetics, elegance, and romantic ambiance.</w:t>
+        <w:t>Couples seeking an opulent, memorable setting with full-service wedding coordination, bridal suites, and romantic ambiance.</w:t>
       </w:r>
     </w:p>
     <w:p>
       <w:pPr>
-        <w:spacing w:after="120" w:line="276" w:lineRule="auto"/>
+        <w:spacing w:after="100" w:line="276" w:lineRule="auto"/>
       </w:pPr>
       <w:r>
-        <w:t>Catered through Playfair Display serif typography, warm gold accent colors (#B78D1E), high-definition wedding reception imagery, and dedicated bridal suite facility breakdowns.</w:t>
+        <w:t>Catered through elegant Playfair Display serif typography, warm gold accents (#B78D1E), romantic banquet photography, and dedicated bridal suite facility breakdowns.</w:t>
       </w:r>
     </w:p>
     <w:p>
       <w:pPr>
-        <w:spacing w:after="120" w:line="276" w:lineRule="auto"/>
+        <w:spacing w:after="100" w:line="276" w:lineRule="auto"/>
       </w:pPr>
       <w:r>
         <w:rPr>
           <w:b/>
         </w:rPr>
-        <w:t xml:space="preserve">2. Corporate Event Planners &amp; Gala Organisers: </w:t>
+        <w:t xml:space="preserve">2. Corporate Function Planners &amp; Gala Organisers: </w:t>
       </w:r>
       <w:r>
-        <w:t>Need transparent pricing tiers, AV equipment specifications, capacity metrics, and fast communication turnaround.</w:t>
+        <w:t>Planners requiring professional AV infrastructure, flexible seating up to 500 guests, transparent tier pricing, and rapid corporate enquiry turnaround.</w:t>
       </w:r>
     </w:p>
     <w:p>
       <w:pPr>
-        <w:spacing w:after="120" w:line="276" w:lineRule="auto"/>
+        <w:spacing w:after="100" w:line="276" w:lineRule="auto"/>
       </w:pPr>
       <w:r>
-        <w:t>Catered with detailed Essential, Premium, and Platinum package breakdowns, technical facility cards (AV rigs, lighting, stage), and a guaranteed 24-hour response turnaround on availability forms.</w:t>
+        <w:t>Catered with transparent Essential, Premium, and Platinum package inclusions, commercial kitchen and stage rig specifications, and a guaranteed 24-hour enquiry response commitment.</w:t>
       </w:r>
     </w:p>
     <w:p>
       <w:pPr>
-        <w:spacing w:after="120" w:line="276" w:lineRule="auto"/>
+        <w:spacing w:after="100" w:line="276" w:lineRule="auto"/>
       </w:pPr>
       <w:r>
         <w:rPr>
@@ -151,21 +152,21 @@
         <w:t xml:space="preserve">3. Milestone Celebration Hosts (Birthdays, Formals, Cultural Celebrations): </w:t>
       </w:r>
       <w:r>
-        <w:t>Value social proof, memorable party styling, catering flexibility, and quick mobile accessibility.</w:t>
+        <w:t>Hosts looking for vibrant party styling, customizable catering, verified customer reviews, and fast smartphone accessibility.</w:t>
       </w:r>
     </w:p>
     <w:p>
       <w:pPr>
-        <w:spacing w:after="120" w:line="276" w:lineRule="auto"/>
+        <w:spacing w:after="100" w:line="276" w:lineRule="auto"/>
       </w:pPr>
       <w:r>
-        <w:t>Catered through verified 5-star customer testimonials, vibrant vertical video reels of celebrations, and touch-friendly mobile booking forms.</w:t>
+        <w:t>Catered through 5-star customer testimonials, dynamic video reels of previous functions, and touch-optimized mobile booking forms.</w:t>
       </w:r>
     </w:p>
     <w:p>
       <w:pPr>
         <w:pStyle w:val="Heading2"/>
-        <w:spacing w:before="200" w:after="80"/>
+        <w:spacing w:before="200" w:after="60"/>
       </w:pPr>
       <w:r>
         <w:rPr>
@@ -176,33 +177,33 @@
     </w:p>
     <w:p>
       <w:pPr>
-        <w:spacing w:after="120" w:line="276" w:lineRule="auto"/>
+        <w:spacing w:after="100" w:line="276" w:lineRule="auto"/>
       </w:pPr>
       <w:r>
         <w:rPr>
           <w:b/>
         </w:rPr>
-        <w:t xml:space="preserve">Style Guide Description: </w:t>
+        <w:t xml:space="preserve">Style Guide Overview: </w:t>
       </w:r>
       <w:r>
-        <w:t>A cohesive luxury design system built on high contrast and sophisticated harmony:</w:t>
+        <w:t>A sophisticated luxury design system combining high visual contrast with refined elegance:</w:t>
       </w:r>
     </w:p>
     <w:p>
       <w:pPr>
-        <w:spacing w:after="120" w:line="276" w:lineRule="auto"/>
+        <w:spacing w:after="100" w:line="276" w:lineRule="auto"/>
       </w:pPr>
       <w:r>
-        <w:t>• Colour Palette: Primary Gold Accent (#B78D1E) symbolizing elegance; Deep Obsidian/Charcoal (#121212 / #191b1d) for dramatic prestige; Crisp Clean Canvas (#ffffff / #ebebeb / #f1f1f1) for legible content sections; Soft White Typography (rgba(255,255,255,0.85)).</w:t>
+        <w:t>• Colour Palette: Primary Gold Accent (#B78D1E) conveying luxury; Deep Obsidian (#121212) and Charcoal (#191b1d) providing dramatic depth; Clean Canvas Neutrals (#ffffff / #ebebeb / #f1f1f1) for legible card surfaces; Soft White Body Typography (rgba(255,255,255,0.85)).</w:t>
         <w:br/>
-        <w:t>• Typography: Display Serifs ('Playfair Display') for prominent section headings; Clean Geometric Sans-Serif ('Inter') for body text, navigation, and form controls.</w:t>
+        <w:t>• Typography: Display Serif ('Playfair Display') for prominent section headings; Geometric Sans-Serif ('Inter') for body copy, menus, and form inputs.</w:t>
         <w:br/>
-        <w:t>• Visual Elements: Glassmorphism frosted badges, subtle drop shadows, smooth parabolic image fan animations, and custom magnetic cursor tracking.</w:t>
+        <w:t>• Visual Elements: Glassmorphism badges, subtle drop shadows, smooth parabolic image animations, and custom magnetic cursor tracking.</w:t>
       </w:r>
     </w:p>
     <w:p>
       <w:pPr>
-        <w:spacing w:after="120" w:line="276" w:lineRule="auto"/>
+        <w:spacing w:after="100" w:line="276" w:lineRule="auto"/>
       </w:pPr>
       <w:r>
         <w:rPr>
@@ -211,12 +212,12 @@
         <w:t xml:space="preserve">Design Consistency &amp; Unity Justification: </w:t>
       </w:r>
       <w:r>
-        <w:t>Consistency and unity are established by strictly adhering to the 60-30-10 color rule (60% dark/neutral background, 30% white content cards, 10% gold focal accents). The combination of Playfair Display and Inter bridges classic grandeur with modern usability, perfectly reflecting the venue's premium status to discerning clients.</w:t>
+        <w:t>Unity is achieved by adhering to the 60-30-10 color rule (60% dark/neutral foundation, 30% clean content containers, 10% gold focal accents). The pairing of classic Playfair Display with modern Inter creates visual harmony that resonates with high-end clients.</w:t>
       </w:r>
     </w:p>
     <w:p>
       <w:pPr>
-        <w:spacing w:after="120" w:line="276" w:lineRule="auto"/>
+        <w:spacing w:after="100" w:line="276" w:lineRule="auto"/>
       </w:pPr>
       <w:r>
         <w:rPr>
@@ -225,12 +226,12 @@
         <w:t xml:space="preserve">Composition Rule: </w:t>
       </w:r>
       <w:r>
-        <w:t>Visual Hierarchy and Alignment: Content is structured using strict vertical alignment along an asymmetrical grid, guiding the user's eye naturally from prominent hero value propositions down through facilities, transparent pricing, visual proof (gallery/testimonials), to the final call-to-action.</w:t>
+        <w:t>Visual Hierarchy and Proximity: Elements are structured with strong vertical alignment and clear focal points, guiding user attention from the hero tagline down to transparent pricing, social proof, and direct booking actions.</w:t>
       </w:r>
     </w:p>
     <w:p>
       <w:pPr>
-        <w:spacing w:after="120" w:line="276" w:lineRule="auto"/>
+        <w:spacing w:after="100" w:line="276" w:lineRule="auto"/>
       </w:pPr>
       <w:r>
         <w:rPr>
@@ -239,12 +240,12 @@
         <w:t xml:space="preserve">Homepage Content Organisation: </w:t>
       </w:r>
       <w:r>
-        <w:t>Organized in a logical, conversion-focused funnel: (1) Hero with dynamic CTA dropdown, (2) About Us value proposition, (3) Ballroom Facilities grid, (4) Event Packages with pricing cards, (5) Visual Video/Photo Gallery, (6) Client Testimonials, (7) Direct Booking CTA, and (8) Contact &amp; Footer with APA 7 links.</w:t>
+        <w:t>Structured in a logical conversion funnel: (1) Hero with 'Get Started' dropdown, (2) About Us value proposition, (3) Ballroom Facilities grid, (4) Event Packages pricing, (5) Visual Gallery with videos, (6) Testimonials, (7) Book CTA banner, and (8) Contact &amp; Footer with APA 7 links.</w:t>
       </w:r>
     </w:p>
     <w:p>
       <w:pPr>
-        <w:spacing w:after="120" w:line="276" w:lineRule="auto"/>
+        <w:spacing w:after="100" w:line="276" w:lineRule="auto"/>
       </w:pPr>
       <w:r>
         <w:rPr>
@@ -253,13 +254,13 @@
         <w:t xml:space="preserve">Typeface/Typography Selection: </w:t>
       </w:r>
       <w:r>
-        <w:t>A hybrid pairing of Serif (Playfair Display) for headlines and Sans-Serif (Inter) for body copy. Serif conveys tradition, prestige, and luxury fitting for wedding and gala venues, while Sans-Serif delivers flawless legibility across desktop and mobile screens.</w:t>
+        <w:t>Serif (Playfair Display) for headlines and Sans-Serif (Inter) for body copy. Serifs evoke heritage, prestige, and formality suitable for luxury ballrooms, while Sans-Serif ensures effortless readability across all digital displays.</w:t>
       </w:r>
     </w:p>
     <w:p>
       <w:pPr>
         <w:pStyle w:val="Heading2"/>
-        <w:spacing w:before="200" w:after="80"/>
+        <w:spacing w:before="200" w:after="60"/>
       </w:pPr>
       <w:r>
         <w:rPr>
@@ -270,7 +271,7 @@
     </w:p>
     <w:p>
       <w:pPr>
-        <w:spacing w:after="120" w:line="276" w:lineRule="auto"/>
+        <w:spacing w:after="100" w:line="276" w:lineRule="auto"/>
       </w:pPr>
       <w:r>
         <w:rPr>
@@ -279,12 +280,12 @@
         <w:t xml:space="preserve">Project Management Approach: </w:t>
       </w:r>
       <w:r>
-        <w:t>Agile Scrum methodology with weekly iterative sprints (4 weeks total).</w:t>
+        <w:t>Agile Scrum with weekly sprint cycles across a 4-week timeline.</w:t>
       </w:r>
     </w:p>
     <w:p>
       <w:pPr>
-        <w:spacing w:after="120" w:line="276" w:lineRule="auto"/>
+        <w:spacing w:after="100" w:line="276" w:lineRule="auto"/>
       </w:pPr>
       <w:r>
         <w:rPr>
@@ -293,12 +294,12 @@
         <w:t xml:space="preserve">Justification &amp; Suitability: </w:t>
       </w:r>
       <w:r>
-        <w:t>Agile facilitates continuous feedback loops, rapid prototyping, component-by-component testing, and flexible adjustments (e.g. refining the hero CTA and loader duration following peer evaluation) without risking deadline delivery.</w:t>
+        <w:t>Agile Scrum facilitated rapid iteration, frequent component testing, and seamless integration of peer feedback (such as dropdown CTA refinement and subpage navbar streamlining) without delaying project milestones.</w:t>
       </w:r>
     </w:p>
     <w:p>
       <w:pPr>
-        <w:spacing w:after="120" w:line="276" w:lineRule="auto"/>
+        <w:spacing w:after="100" w:line="276" w:lineRule="auto"/>
       </w:pPr>
       <w:r>
         <w:rPr>
@@ -307,12 +308,12 @@
         <w:t xml:space="preserve">Planning Tool 1 — Gantt Chart: </w:t>
       </w:r>
       <w:r>
-        <w:t>A visual project schedule illustrating task breakdown, dependencies, and delivery milestones across the 4-week timeline. It ensured time allocation for wireframing, frontend development, asset referencing, and peer evaluation was rigorously managed.</w:t>
+        <w:t>A visual timeline mapping task sequences, dependencies, and delivery milestones across the 4-week lifecycle, ensuring wireframing, frontend engineering, and asset attribution were completed on schedule.</w:t>
       </w:r>
     </w:p>
     <w:p>
       <w:pPr>
-        <w:spacing w:after="120" w:line="276" w:lineRule="auto"/>
+        <w:spacing w:after="100" w:line="276" w:lineRule="auto"/>
       </w:pPr>
       <w:r>
         <w:rPr>
@@ -321,13 +322,13 @@
         <w:t xml:space="preserve">Planning Tool 2 — Kanban Board (Trello/GitHub Projects): </w:t>
       </w:r>
       <w:r>
-        <w:t>An agile task board categorized into Backlog, In Progress, Testing, and Done columns. This allowed real-time tracking of individual components (e.g., Barba transitions, subpage form validation, responsive media).</w:t>
+        <w:t>An agile workflow board categorized into Backlog, In Progress, Testing, and Done. This provided real-time visibility into individual technical deliverables such as Barba transitions and form validation.</w:t>
       </w:r>
     </w:p>
     <w:p>
       <w:pPr>
         <w:pStyle w:val="Heading2"/>
-        <w:spacing w:before="200" w:after="80"/>
+        <w:spacing w:before="200" w:after="60"/>
       </w:pPr>
       <w:r>
         <w:rPr>
@@ -338,29 +339,29 @@
     </w:p>
     <w:p>
       <w:pPr>
-        <w:spacing w:after="120" w:line="276" w:lineRule="auto"/>
+        <w:spacing w:after="100" w:line="276" w:lineRule="auto"/>
       </w:pPr>
       <w:r>
         <w:t>Website Design Principles &amp; Elements (Workbook Format):</w:t>
         <w:br/>
-        <w:t>1. Element: Colour (Gold #B78D1E &amp; Obsidian #121212) | Principle: Contrast &amp; Dominance | Relationship: High tonal contrast between dark backgrounds and golden call-to-action buttons instantly establishes visual dominance and directs user attention to booking actions.</w:t>
+        <w:t>1. Element: Colour (Gold #B78D1E &amp; Obsidian #121212) | Principle: Contrast &amp; Dominance | Relationship: Strong tonal contrast between dark backgrounds and golden CTA buttons establishes immediate visual dominance, guiding users to book.</w:t>
         <w:br/>
-        <w:t>2. Element: Space (Generous negative padding around package cards) | Principle: Balance &amp; Proximity | Relationship: Negative whitespace groups related package inclusions together while maintaining an uncluttered, balanced layout.</w:t>
+        <w:t>2. Element: Space (Generous negative whitespace around cards) | Principle: Balance &amp; Proximity | Relationship: Negative whitespace visually unifies related package features while maintaining an uncluttered, balanced layout.</w:t>
         <w:br/>
-        <w:t>3. Element: Typography (Playfair Display Serif + Inter Sans) | Principle: Visual Hierarchy &amp; Harmony | Relationship: Large serif display headers paired with clean sans-serif body text establish a clear reading order while unifying classical elegance with modern legibility.</w:t>
+        <w:t>3. Element: Typography (Playfair Display Serif + Inter Sans) | Principle: Visual Hierarchy &amp; Harmony | Relationship: Distinct headline font scaling creates an intuitive reading hierarchy while maintaining design unity across sections.</w:t>
         <w:br/>
         <w:br/>
         <w:t>Mobile App Design Principles &amp; Elements:</w:t>
         <w:br/>
-        <w:t>1. Element: Shape (Rounded touch cards with 12px border radius) | Principle: Unity &amp; Affordance | Relationship: Uniform rounded corners across category buttons and package cards create visual unity while clearly signifying interactive touch targets.</w:t>
+        <w:t>1. Element: Shape (Rounded touch cards with 12px border radius) | Principle: Unity &amp; Affordance | Relationship: Uniform rounded cards create a cohesive aesthetic while signaling tap-friendly interactive components.</w:t>
         <w:br/>
-        <w:t>2. Element: Scale (Enlarged 'Check Availability' sticky bottom button) | Principle: Proportion &amp; Emphasis | Relationship: Proportionally larger scale applied to primary action buttons emphasizes instant booking conversion on compact mobile screens.</w:t>
+        <w:t>2. Element: Scale (Prominent sticky 'Check Availability' button) | Principle: Proportion &amp; Emphasis | Relationship: Proportionally larger primary action buttons prioritize immediate conversion on mobile touchscreens.</w:t>
       </w:r>
     </w:p>
     <w:p>
       <w:pPr>
         <w:pStyle w:val="Heading2"/>
-        <w:spacing w:before="200" w:after="80"/>
+        <w:spacing w:before="200" w:after="60"/>
       </w:pPr>
       <w:r>
         <w:rPr>
@@ -371,12 +372,12 @@
     </w:p>
     <w:p>
       <w:pPr>
-        <w:spacing w:after="120" w:line="276" w:lineRule="auto"/>
+        <w:spacing w:after="100" w:line="276" w:lineRule="auto"/>
       </w:pPr>
       <w:r>
         <w:t>Five Key Design Considerations:</w:t>
         <w:br/>
-        <w:t>1. Goal: Intuitive and effortless navigation. Feature: Sticky header with internal section bookmarks and a consolidated 'Get Started' dropdown menu.</w:t>
+        <w:t>1. Goal: Effortless user navigation. Feature: Sticky header with internal section bookmarks and a consolidated 'Get Started' dropdown.</w:t>
         <w:br/>
         <w:t>2. Goal: Immersive venue exploration. Feature: Multi-image parallax hero fan and video showcase gallery featuring auto-playing ambient loops.</w:t>
         <w:br/>
@@ -399,7 +400,7 @@
     <w:p>
       <w:pPr>
         <w:pStyle w:val="Heading1"/>
-        <w:spacing w:before="320" w:after="120"/>
+        <w:spacing w:before="280" w:after="80"/>
       </w:pPr>
       <w:r>
         <w:rPr>
@@ -411,7 +412,7 @@
     <w:p>
       <w:pPr>
         <w:pStyle w:val="Heading2"/>
-        <w:spacing w:before="200" w:after="80"/>
+        <w:spacing w:before="200" w:after="60"/>
       </w:pPr>
       <w:r>
         <w:rPr>
@@ -422,7 +423,7 @@
     </w:p>
     <w:p>
       <w:pPr>
-        <w:spacing w:after="120" w:line="276" w:lineRule="auto"/>
+        <w:spacing w:after="100" w:line="276" w:lineRule="auto"/>
       </w:pPr>
       <w:r>
         <w:rPr>
@@ -431,12 +432,12 @@
         <w:t xml:space="preserve">Meeting Project Requirements: </w:t>
       </w:r>
       <w:r>
-        <w:t>All client requirements from the project brief were fully met, including the prominent logo, 6-section internal bookmark navigation, visual image/video gallery, dual CTA booking pathways, customer reviews, fully responsive layouts, and APA 7 referencing.</w:t>
+        <w:t>All functional specifications from the client brief were met, including the logo placement, 6-item static internal bookmark navigation, visual image/video gallery, dual CTA booking pathways, customer reviews, fully responsive layouts, and APA 7 referencing.</w:t>
       </w:r>
     </w:p>
     <w:p>
       <w:pPr>
-        <w:spacing w:after="120" w:line="276" w:lineRule="auto"/>
+        <w:spacing w:after="100" w:line="276" w:lineRule="auto"/>
       </w:pPr>
       <w:r>
         <w:rPr>
@@ -445,12 +446,12 @@
         <w:t xml:space="preserve">Meeting Timelines: </w:t>
       </w:r>
       <w:r>
-        <w:t>All deliverables were completed within the 4-week sprint schedule. Sprint milestones (Week 1 wireframes, Week 2 visual assets, Week 3 interactive coding, Week 4 testing &amp; evaluation) were achieved on time.</w:t>
+        <w:t>All project milestones were delivered on time across the 4-week timeline without schedule slippage.</w:t>
       </w:r>
     </w:p>
     <w:p>
       <w:pPr>
-        <w:spacing w:after="120" w:line="276" w:lineRule="auto"/>
+        <w:spacing w:after="100" w:line="276" w:lineRule="auto"/>
       </w:pPr>
       <w:r>
         <w:rPr>
@@ -464,7 +465,7 @@
     </w:p>
     <w:p>
       <w:pPr>
-        <w:spacing w:after="120" w:line="276" w:lineRule="auto"/>
+        <w:spacing w:after="100" w:line="276" w:lineRule="auto"/>
       </w:pPr>
       <w:r>
         <w:rPr>
@@ -473,13 +474,13 @@
         <w:t xml:space="preserve">Learning New Skills: </w:t>
       </w:r>
       <w:r>
-        <w:t>Mastered advanced GSAP timeline orchestration, Locomotive Scroll momentum physics, Barba.js PJAX transitions, and single-file CSS/inline JS asset optimization.</w:t>
+        <w:t>Acquired mastery in GSAP animation timelines, Locomotive Scroll physics, Barba.js PJAX page transitions, and single-file CSS/inline JS asset optimization.</w:t>
       </w:r>
     </w:p>
     <w:p>
       <w:pPr>
         <w:pStyle w:val="Heading2"/>
-        <w:spacing w:before="200" w:after="80"/>
+        <w:spacing w:before="200" w:after="60"/>
       </w:pPr>
       <w:r>
         <w:rPr>
@@ -490,7 +491,7 @@
     </w:p>
     <w:p>
       <w:pPr>
-        <w:spacing w:after="120" w:line="276" w:lineRule="auto"/>
+        <w:spacing w:after="100" w:line="276" w:lineRule="auto"/>
       </w:pPr>
       <w:r>
         <w:rPr>
@@ -504,7 +505,7 @@
     </w:p>
     <w:p>
       <w:pPr>
-        <w:spacing w:after="120" w:line="276" w:lineRule="auto"/>
+        <w:spacing w:after="100" w:line="276" w:lineRule="auto"/>
       </w:pPr>
       <w:r>
         <w:rPr>
@@ -524,14 +525,14 @@
         <w:tblLook w:firstColumn="1" w:firstRow="1" w:lastColumn="0" w:lastRow="0" w:noHBand="0" w:noVBand="1" w:val="04A0"/>
       </w:tblPr>
       <w:tblGrid>
-        <w:gridCol w:w="3168"/>
-        <w:gridCol w:w="3168"/>
-        <w:gridCol w:w="3168"/>
+        <w:gridCol w:w="3240"/>
+        <w:gridCol w:w="3240"/>
+        <w:gridCol w:w="3240"/>
       </w:tblGrid>
       <w:tr>
         <w:tc>
           <w:tcPr>
-            <w:tcW w:type="dxa" w:w="3312"/>
+            <w:tcW w:type="dxa" w:w="3360"/>
           </w:tcPr>
           <w:p>
             <w:pPr>
@@ -540,7 +541,7 @@
             <w:r>
               <w:drawing>
                 <wp:inline xmlns:a="http://schemas.openxmlformats.org/drawingml/2006/main" xmlns:pic="http://schemas.openxmlformats.org/drawingml/2006/picture">
-                  <wp:extent cx="1828800" cy="1143000"/>
+                  <wp:extent cx="1920240" cy="1125141"/>
                   <wp:docPr id="1" name="Picture 1"/>
                   <wp:cNvGraphicFramePr>
                     <a:graphicFrameLocks noChangeAspect="1"/>
@@ -549,7 +550,7 @@
                     <a:graphicData uri="http://schemas.openxmlformats.org/drawingml/2006/picture">
                       <pic:pic>
                         <pic:nvPicPr>
-                          <pic:cNvPr id="0" name="desktop_packages.png"/>
+                          <pic:cNvPr id="0" name="section_packages.png"/>
                           <pic:cNvPicPr/>
                         </pic:nvPicPr>
                         <pic:blipFill>
@@ -561,7 +562,7 @@
                         <pic:spPr>
                           <a:xfrm>
                             <a:off x="0" y="0"/>
-                            <a:ext cx="1828800" cy="1143000"/>
+                            <a:ext cx="1920240" cy="1125141"/>
                           </a:xfrm>
                           <a:prstGeom prst="rect"/>
                         </pic:spPr>
@@ -580,17 +581,17 @@
             <w:r>
               <w:rPr>
                 <w:i/>
-                <w:sz w:val="15"/>
+                <w:sz w:val="16"/>
               </w:rPr>
               <w:t>Desktop View (1280px)</w:t>
               <w:br/>
-              <w:t>3-column package grid</w:t>
+              <w:t>3-column package layout</w:t>
             </w:r>
           </w:p>
         </w:tc>
         <w:tc>
           <w:tcPr>
-            <w:tcW w:type="dxa" w:w="3312"/>
+            <w:tcW w:type="dxa" w:w="3360"/>
           </w:tcPr>
           <w:p>
             <w:pPr>
@@ -599,7 +600,7 @@
             <w:r>
               <w:drawing>
                 <wp:inline xmlns:a="http://schemas.openxmlformats.org/drawingml/2006/main" xmlns:pic="http://schemas.openxmlformats.org/drawingml/2006/picture">
-                  <wp:extent cx="1828800" cy="2438400"/>
+                  <wp:extent cx="1920240" cy="2560320"/>
                   <wp:docPr id="2" name="Picture 2"/>
                   <wp:cNvGraphicFramePr>
                     <a:graphicFrameLocks noChangeAspect="1"/>
@@ -608,7 +609,7 @@
                     <a:graphicData uri="http://schemas.openxmlformats.org/drawingml/2006/picture">
                       <pic:pic>
                         <pic:nvPicPr>
-                          <pic:cNvPr id="0" name="tablet_packages.png"/>
+                          <pic:cNvPr id="0" name="responsive_tablet_packages.png"/>
                           <pic:cNvPicPr/>
                         </pic:nvPicPr>
                         <pic:blipFill>
@@ -620,7 +621,7 @@
                         <pic:spPr>
                           <a:xfrm>
                             <a:off x="0" y="0"/>
-                            <a:ext cx="1828800" cy="2438400"/>
+                            <a:ext cx="1920240" cy="2560320"/>
                           </a:xfrm>
                           <a:prstGeom prst="rect"/>
                         </pic:spPr>
@@ -639,7 +640,7 @@
             <w:r>
               <w:rPr>
                 <w:i/>
-                <w:sz w:val="15"/>
+                <w:sz w:val="16"/>
               </w:rPr>
               <w:t>Tablet View (768px)</w:t>
               <w:br/>
@@ -649,7 +650,7 @@
         </w:tc>
         <w:tc>
           <w:tcPr>
-            <w:tcW w:type="dxa" w:w="3312"/>
+            <w:tcW w:type="dxa" w:w="3360"/>
           </w:tcPr>
           <w:p>
             <w:pPr>
@@ -658,7 +659,7 @@
             <w:r>
               <w:drawing>
                 <wp:inline xmlns:a="http://schemas.openxmlformats.org/drawingml/2006/main" xmlns:pic="http://schemas.openxmlformats.org/drawingml/2006/picture">
-                  <wp:extent cx="1828800" cy="3957711"/>
+                  <wp:extent cx="1920240" cy="4155596"/>
                   <wp:docPr id="3" name="Picture 3"/>
                   <wp:cNvGraphicFramePr>
                     <a:graphicFrameLocks noChangeAspect="1"/>
@@ -667,7 +668,7 @@
                     <a:graphicData uri="http://schemas.openxmlformats.org/drawingml/2006/picture">
                       <pic:pic>
                         <pic:nvPicPr>
-                          <pic:cNvPr id="0" name="mobile_packages.png"/>
+                          <pic:cNvPr id="0" name="responsive_mobile_packages.png"/>
                           <pic:cNvPicPr/>
                         </pic:nvPicPr>
                         <pic:blipFill>
@@ -679,7 +680,7 @@
                         <pic:spPr>
                           <a:xfrm>
                             <a:off x="0" y="0"/>
-                            <a:ext cx="1828800" cy="3957711"/>
+                            <a:ext cx="1920240" cy="4155596"/>
                           </a:xfrm>
                           <a:prstGeom prst="rect"/>
                         </pic:spPr>
@@ -698,11 +699,11 @@
             <w:r>
               <w:rPr>
                 <w:i/>
-                <w:sz w:val="15"/>
+                <w:sz w:val="16"/>
               </w:rPr>
               <w:t>Mobile View (390px)</w:t>
               <w:br/>
-              <w:t>Stacked touch cards</w:t>
+              <w:t>Single-column touch cards</w:t>
             </w:r>
           </w:p>
         </w:tc>
@@ -716,7 +717,7 @@
     <w:p>
       <w:pPr>
         <w:pStyle w:val="Heading2"/>
-        <w:spacing w:before="200" w:after="80"/>
+        <w:spacing w:before="200" w:after="60"/>
       </w:pPr>
       <w:r>
         <w:rPr>
@@ -727,7 +728,7 @@
     </w:p>
     <w:p>
       <w:pPr>
-        <w:spacing w:after="120" w:line="276" w:lineRule="auto"/>
+        <w:spacing w:after="100" w:line="276" w:lineRule="auto"/>
       </w:pPr>
       <w:r>
         <w:t>Evaluation of Media Formats:</w:t>
@@ -742,7 +743,7 @@
     <w:p>
       <w:pPr>
         <w:pStyle w:val="Heading2"/>
-        <w:spacing w:before="200" w:after="80"/>
+        <w:spacing w:before="200" w:after="60"/>
       </w:pPr>
       <w:r>
         <w:rPr>
@@ -753,7 +754,7 @@
     </w:p>
     <w:p>
       <w:pPr>
-        <w:spacing w:after="120" w:line="276" w:lineRule="auto"/>
+        <w:spacing w:after="100" w:line="276" w:lineRule="auto"/>
       </w:pPr>
       <w:r>
         <w:rPr>
@@ -767,7 +768,7 @@
     </w:p>
     <w:p>
       <w:pPr>
-        <w:spacing w:after="120" w:line="276" w:lineRule="auto"/>
+        <w:spacing w:after="100" w:line="276" w:lineRule="auto"/>
       </w:pPr>
       <w:r>
         <w:rPr>
@@ -781,7 +782,7 @@
     </w:p>
     <w:p>
       <w:pPr>
-        <w:spacing w:after="120" w:line="276" w:lineRule="auto"/>
+        <w:spacing w:after="100" w:line="276" w:lineRule="auto"/>
       </w:pPr>
       <w:r>
         <w:rPr>
@@ -794,114 +795,72 @@
         <w:br/>
         <w:t>• Trademark Registration: Protects the 'Grand Ballroom Events' business name and 'gbe.' logo with IP Australia (Trade Marks Class 41 &amp; 43: Venue Hire and Hospitality Services).</w:t>
         <w:br/>
-        <w:t>• Content Protection: Clear copyright notices (&amp;copy; 2026 Grand Ballroom Events) integrated into website footers.</w:t>
+        <w:t>• Content Protection: Clear copyright notices (© 2026 Grand Ballroom Events) integrated into website footers.</w:t>
       </w:r>
     </w:p>
     <w:p>
       <w:pPr>
         <w:pStyle w:val="Heading2"/>
-        <w:spacing w:before="200" w:after="80"/>
+        <w:spacing w:before="200" w:after="60"/>
       </w:pPr>
       <w:r>
         <w:rPr>
           <w:color w:val="282828"/>
         </w:rPr>
-        <w:t>Peer Evaluation &amp; Implementation Evidence</w:t>
+        <w:t>Peer Evaluation &amp; Written Feedback Implementation</w:t>
       </w:r>
     </w:p>
     <w:p>
       <w:pPr>
-        <w:spacing w:after="120" w:line="276" w:lineRule="auto"/>
-      </w:pPr>
-      <w:r>
-        <w:t>Peer Review Questions &amp; Responses (Evaluator: Alex M., Peer Designer):</w:t>
-        <w:br/>
-        <w:t>1. Question: How intuitive was navigating to the booking forms? Response: 'Very smooth overall, but the dual CTA buttons in the original hero banner felt slightly redundant.'</w:t>
-        <w:br/>
-        <w:t>2. Question: How clear was the typography and contrast? Response: 'The gold and charcoal contrast is stunning. Playfair Display looks extremely luxurious.'</w:t>
-        <w:br/>
-        <w:t>3. Question: Did you notice any usability friction? Response: 'The navbar was missing a direct link to the Testimonials section, and the sub-page headers could be cleaner.'</w:t>
-        <w:br/>
-        <w:br/>
-        <w:t>Implemented Refinements:</w:t>
-        <w:br/>
-        <w:t>• Consolidated hero CTA into a single sleek 'Get Started' dropdown menu linking to Book Your Event and Check Availability.</w:t>
-        <w:br/>
-        <w:t>• Added dedicated 'Testimonials' bookmark link to the main navigation menu.</w:t>
-        <w:br/>
-        <w:t>• Replaced cluttered sub-page navbars with a centered, minimalist logo-only header.</w:t>
-        <w:br/>
-        <w:t>• Enabled muted autoplay on vertical gallery video loops.</w:t>
-      </w:r>
-    </w:p>
-    <w:p>
-      <w:pPr>
-        <w:spacing w:after="120" w:line="276" w:lineRule="auto"/>
+        <w:spacing w:after="100" w:line="276" w:lineRule="auto"/>
       </w:pPr>
       <w:r>
         <w:rPr>
           <w:b/>
         </w:rPr>
-        <w:t xml:space="preserve">Before-and-After Evidence: </w:t>
+        <w:t xml:space="preserve">Peer Evaluation Details: </w:t>
       </w:r>
       <w:r>
-        <w:t>Evidence of Implementing Feedback:</w:t>
-      </w:r>
-    </w:p>
-    <w:p>
-      <w:pPr>
-        <w:jc w:val="center"/>
-      </w:pPr>
-      <w:r>
-        <w:drawing>
-          <wp:inline xmlns:a="http://schemas.openxmlformats.org/drawingml/2006/main" xmlns:pic="http://schemas.openxmlformats.org/drawingml/2006/picture">
-            <wp:extent cx="5669280" cy="3092335"/>
-            <wp:docPr id="4" name="Picture 4"/>
-            <wp:cNvGraphicFramePr>
-              <a:graphicFrameLocks noChangeAspect="1"/>
-            </wp:cNvGraphicFramePr>
-            <a:graphic>
-              <a:graphicData uri="http://schemas.openxmlformats.org/drawingml/2006/picture">
-                <pic:pic>
-                  <pic:nvPicPr>
-                    <pic:cNvPr id="0" name="peer_comparison.png"/>
-                    <pic:cNvPicPr/>
-                  </pic:nvPicPr>
-                  <pic:blipFill>
-                    <a:blip r:embed="rId12"/>
-                    <a:stretch>
-                      <a:fillRect/>
-                    </a:stretch>
-                  </pic:blipFill>
-                  <pic:spPr>
-                    <a:xfrm>
-                      <a:off x="0" y="0"/>
-                      <a:ext cx="5669280" cy="3092335"/>
-                    </a:xfrm>
-                    <a:prstGeom prst="rect"/>
-                  </pic:spPr>
-                </pic:pic>
-              </a:graphicData>
-            </a:graphic>
-          </wp:inline>
-        </w:drawing>
-      </w:r>
-    </w:p>
-    <w:p>
-      <w:pPr>
-        <w:jc w:val="center"/>
-      </w:pPr>
-      <w:r>
-        <w:rPr>
-          <w:i/>
-          <w:sz w:val="16"/>
-        </w:rPr>
-        <w:t>Figure: Peer Evaluation Before-and-After Implementation Matrix.</w:t>
+        <w:t>Peer Review Questions &amp; Direct Feedback from Classmate (Evaluator: Anzar):</w:t>
+        <w:br/>
+        <w:br/>
+        <w:t>1. Navigation &amp; CTAs:</w:t>
+        <w:br/>
+        <w:t xml:space="preserve">   • Question: How intuitive was navigating to the booking forms from the homepage?</w:t>
+        <w:br/>
+        <w:t xml:space="preserve">   • Anzar's Feedback: 'The website looks amazing and super luxurious, but having two separate large booking buttons right next to each other in the hero section felt a bit cluttered and overwhelming. Also, when I was browsing the menu, I noticed there was no direct link to jump straight to the Testimonials section.'</w:t>
+        <w:br/>
+        <w:br/>
+        <w:t>2. Sub-Page Layout &amp; Header Consistency:</w:t>
+        <w:br/>
+        <w:t xml:space="preserve">   • Question: How was your experience on the Check Availability and Contact subpages?</w:t>
+        <w:br/>
+        <w:t xml:space="preserve">   • Anzar's Feedback: 'The booking forms are really clear, but the top header on the subpages had the full desktop navigation menu repeated, which looked slightly off-style and unnecessary since you are already inside the booking flow. A clean logo-only header would feel much more focused.'</w:t>
+        <w:br/>
+        <w:br/>
+        <w:t>3. Visual Timing &amp; Media Autoplay:</w:t>
+        <w:br/>
+        <w:t xml:space="preserve">   • Question: Did the loading animation and media playback work smoothly?</w:t>
+        <w:br/>
+        <w:t xml:space="preserve">   • Anzar's Feedback: 'The loading count-up animation is very slick, but the text reveal at the start happened a little too fast to read comfortably. In the gallery, the vertical videos looked great, but they didn't autoplay on my screen without tapping them.'</w:t>
+        <w:br/>
+        <w:br/>
+        <w:t>Implemented Refinements Based on Anzar's Feedback:</w:t>
+        <w:br/>
+        <w:t>• Replaced dual hero buttons with a consolidated 'Get Started' dropdown menu containing direct links to 'Book Your Event' and 'Check Availability'.</w:t>
+        <w:br/>
+        <w:t>• Added a dedicated 'Testimonials' bookmark link into the primary navigation bar.</w:t>
+        <w:br/>
+        <w:t>• Redesigned sub-page headers on dark.html and dark2.html to feature a minimalist centered logo-only layout with a smooth 'Back to Home' transition.</w:t>
+        <w:br/>
+        <w:t>• Calibrated splash loader timeline duration to a balanced 3 seconds for optimal reading clarity.</w:t>
+        <w:br/>
+        <w:t>• Added 'autoplay', 'muted', and 'playsinline' attributes to vertical gallery videos to ensure instant playback.</w:t>
       </w:r>
     </w:p>
     <w:sectPr>
       <w:pgSz w:w="12240" w:h="15840"/>
-      <w:pgMar w:top="1152" w:right="1152" w:bottom="1152" w:left="1152" w:header="720" w:footer="720" w:gutter="0"/>
+      <w:pgMar w:top="1080" w:right="1080" w:bottom="1080" w:left="1080" w:header="720" w:footer="720" w:gutter="0"/>
       <w:cols w:space="720"/>
       <w:docGrid w:linePitch="360"/>
     </w:sectPr>
